--- a/media/plantillas/plantillaEco.docx
+++ b/media/plantillas/plantillaEco.docx
@@ -187,7 +187,7 @@
           </mc:Choice>
           <mc:Fallback>
             <w:pict>
-              <v:group w14:anchorId="652745E7" id="Group 2" o:spid="_x0000_s1026" style="width:81.9pt;height:25.7pt;mso-position-horizontal-relative:char;mso-position-vertical-relative:line" coordsize="10401,3263" o:gfxdata="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">
+              <v:group w14:anchorId="4F6A9AE3" id="Group 2" o:spid="_x0000_s1026" style="width:81.9pt;height:25.7pt;mso-position-horizontal-relative:char;mso-position-vertical-relative:line" coordsize="10401,3263" o:gfxdata="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">
                 <v:shapetype id="_x0000_t75" coordsize="21600,21600" o:spt="75" o:preferrelative="t" path="m@4@5l@4@11@9@11@9@5xe" filled="f" stroked="f">
                   <v:stroke joinstyle="miter"/>
                   <v:formulas>
@@ -357,7 +357,7 @@
           </mc:Choice>
           <mc:Fallback>
             <w:pict>
-              <v:group w14:anchorId="2C2E8A96" id="Group 7" o:spid="_x0000_s1026" style="width:138.95pt;height:27.85pt;mso-position-horizontal-relative:char;mso-position-vertical-relative:line" coordsize="17646,3536" o:gfxdata="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">
+              <v:group w14:anchorId="4BBDF30F" id="Group 7" o:spid="_x0000_s1026" style="width:138.95pt;height:27.85pt;mso-position-horizontal-relative:char;mso-position-vertical-relative:line" coordsize="17646,3536" o:gfxdata="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">
                 <v:shape id="Image 8" o:spid="_x0000_s1027" type="#_x0000_t75" style="position:absolute;left:234;top:106;width:911;height:1381;visibility:visible;mso-wrap-style:square" o:gfxdata="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">
                   <v:imagedata r:id="rId17" o:title=""/>
                 </v:shape>
@@ -516,7 +516,7 @@
           </mc:Choice>
           <mc:Fallback>
             <w:pict>
-              <v:group w14:anchorId="7FC77136" id="Group 12" o:spid="_x0000_s1026" style="position:absolute;margin-left:60.3pt;margin-top:7.75pt;width:474.75pt;height:4.5pt;z-index:-15727616;mso-wrap-distance-left:0;mso-wrap-distance-right:0;mso-position-horizontal-relative:page" coordsize="60293,571" o:gfxdata="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">
+              <v:group w14:anchorId="6EA30376" id="Group 12" o:spid="_x0000_s1026" style="position:absolute;margin-left:60.3pt;margin-top:7.75pt;width:474.75pt;height:4.5pt;z-index:-15727616;mso-wrap-distance-left:0;mso-wrap-distance-right:0;mso-position-horizontal-relative:page" coordsize="60293,571" o:gfxdata="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">
                 <v:shape id="Graphic 13" o:spid="_x0000_s1027" style="position:absolute;top:285;width:60293;height:13;visibility:visible;mso-wrap-style:square;v-text-anchor:top" coordsize="6029325,1270" o:gfxdata="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" path="m,l19049,em2743832,l6028949,e" filled="f" strokeweight=".52914mm">
                   <v:path arrowok="t"/>
                 </v:shape>
@@ -884,7 +884,7 @@
           <w:sz w:val="22"/>
           <w:szCs w:val="22"/>
         </w:rPr>
-        <w:t xml:space="preserve"> para la empresa Transportes </w:t>
+        <w:t xml:space="preserve"> para la empresa </w:t>
       </w:r>
       <w:r>
         <w:rPr>
@@ -921,6 +921,14 @@
         <w:tblpPr w:leftFromText="141" w:rightFromText="141" w:vertAnchor="text" w:horzAnchor="margin" w:tblpXSpec="center" w:tblpY="195"/>
         <w:tblOverlap w:val="never"/>
         <w:tblW w:w="0" w:type="auto"/>
+        <w:tblBorders>
+          <w:top w:val="none" w:sz="0" w:space="0" w:color="auto"/>
+          <w:left w:val="none" w:sz="0" w:space="0" w:color="auto"/>
+          <w:bottom w:val="none" w:sz="0" w:space="0" w:color="auto"/>
+          <w:right w:val="none" w:sz="0" w:space="0" w:color="auto"/>
+          <w:insideH w:val="none" w:sz="0" w:space="0" w:color="auto"/>
+          <w:insideV w:val="none" w:sz="0" w:space="0" w:color="auto"/>
+        </w:tblBorders>
         <w:tblLayout w:type="fixed"/>
         <w:tblLook w:val="01E0" w:firstRow="1" w:lastRow="1" w:firstColumn="1" w:lastColumn="1" w:noHBand="0" w:noVBand="0"/>
       </w:tblPr>
@@ -2029,7 +2037,7 @@
           </mc:Choice>
           <mc:Fallback>
             <w:pict>
-              <v:shape w14:anchorId="0BBAB87A" id="Graphic 17" o:spid="_x0000_s1026" style="position:absolute;margin-left:59.55pt;margin-top:-.55pt;width:46.5pt;height:49.9pt;z-index:15731200;visibility:visible;mso-wrap-style:square;mso-wrap-distance-left:0;mso-wrap-distance-top:0;mso-wrap-distance-right:0;mso-wrap-distance-bottom:0;mso-position-horizontal:absolute;mso-position-horizontal-relative:page;mso-position-vertical:absolute;mso-position-vertical-relative:text;v-text-anchor:top" coordsize="590550,633730" o:gfxdata="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" path="m467397,607831r-424723,l42674,5698,48373,,461825,r5699,5698l467529,25326r-399528,l68001,607198r399396,l467397,607831xem584405,221858r-77879,l500828,216160r,-67115l502316,135345r20799,-34547l557179,86109,533245,38369r-3039,-6205l532739,24566r6205,-3166l545149,18361r7598,2533l555913,27099r33304,66101l589343,93580r127,380l590103,111055r-25959,l557400,111661r-30361,29187l526154,196532r63949,l590103,216160r-5698,5698xem467397,607198r-25326,l442071,25326r25458,l467650,446756r61837,l502719,464825r-35322,7131l467397,607198xem399902,285047r-289606,l104597,279349r,-196406l110296,77245r289606,l405601,82943r,19628l129924,102571r,157150l405601,259721r,19628l399902,285047xem405601,259721r-25327,l380274,102571r25327,l405601,259721xem590103,196532r-25326,l564777,111055r25326,l590103,196532xem529487,446756r-61837,l493012,441623r20732,-13988l527733,406903r5133,-25489l532866,221858r25199,l558065,381414r-7131,35196l531504,445395r-2017,1361xem504373,633158r-498675,l,627459,,613530r5698,-5699l504373,607831r5699,5699l510072,627459r-5699,5699xe" fillcolor="#94be3c" stroked="f">
+              <v:shape w14:anchorId="75DAAF66" id="Graphic 17" o:spid="_x0000_s1026" style="position:absolute;margin-left:59.55pt;margin-top:-.55pt;width:46.5pt;height:49.9pt;z-index:15731200;visibility:visible;mso-wrap-style:square;mso-wrap-distance-left:0;mso-wrap-distance-top:0;mso-wrap-distance-right:0;mso-wrap-distance-bottom:0;mso-position-horizontal:absolute;mso-position-horizontal-relative:page;mso-position-vertical:absolute;mso-position-vertical-relative:text;v-text-anchor:top" coordsize="590550,633730" o:gfxdata="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" path="m467397,607831r-424723,l42674,5698,48373,,461825,r5699,5698l467529,25326r-399528,l68001,607198r399396,l467397,607831xem584405,221858r-77879,l500828,216160r,-67115l502316,135345r20799,-34547l557179,86109,533245,38369r-3039,-6205l532739,24566r6205,-3166l545149,18361r7598,2533l555913,27099r33304,66101l589343,93580r127,380l590103,111055r-25959,l557400,111661r-30361,29187l526154,196532r63949,l590103,216160r-5698,5698xem467397,607198r-25326,l442071,25326r25458,l467650,446756r61837,l502719,464825r-35322,7131l467397,607198xem399902,285047r-289606,l104597,279349r,-196406l110296,77245r289606,l405601,82943r,19628l129924,102571r,157150l405601,259721r,19628l399902,285047xem405601,259721r-25327,l380274,102571r25327,l405601,259721xem590103,196532r-25326,l564777,111055r25326,l590103,196532xem529487,446756r-61837,l493012,441623r20732,-13988l527733,406903r5133,-25489l532866,221858r25199,l558065,381414r-7131,35196l531504,445395r-2017,1361xem504373,633158r-498675,l,627459,,613530r5698,-5699l504373,607831r5699,5699l510072,627459r-5699,5699xe" fillcolor="#94be3c" stroked="f">
                 <v:path arrowok="t"/>
                 <w10:wrap anchorx="page"/>
               </v:shape>
@@ -2629,7 +2637,7 @@
           </mc:Choice>
           <mc:Fallback>
             <w:pict>
-              <v:shape w14:anchorId="5A173431" id="Graphic 18" o:spid="_x0000_s1026" style="position:absolute;margin-left:224.45pt;margin-top:-27.3pt;width:50.3pt;height:49.9pt;z-index:15731712;visibility:visible;mso-wrap-style:square;mso-wrap-distance-left:0;mso-wrap-distance-top:0;mso-wrap-distance-right:0;mso-wrap-distance-bottom:0;mso-position-horizontal:absolute;mso-position-horizontal-relative:page;mso-position-vertical:absolute;mso-position-vertical-relative:text;v-text-anchor:top" coordsize="638810,633730" o:gfxdata="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" path="m638403,306578r-5626,-48654l620026,211709,600735,168503,575487,128917,544868,93522,509473,62903,469887,37655,434619,21907,380466,5613,331812,,279793,2146,229666,12420,182143,30505,137960,56121,97840,88976,63436,127774,36144,170891,16268,217614,4114,267220,,318973r3606,48107l14097,413169r16941,43459l53936,496874r28410,36424l115798,565302r38011,27000l195948,613702r45771,15176l247700,630428r5969,-3544l256768,614934r-3530,-5982l247256,607402,199517,591096,156146,567563,117754,537629,84975,502043,58407,461594,38658,417080,26365,369277,22136,318973r3822,-48209l37274,224586,55791,181076,81241,140906r32093,-36208l150672,74117,191808,50279,236042,33451r46609,-9537l330923,21907r45276,5220l419214,38989r40208,17932l496265,80403r32944,28474l557707,141808r23508,36855l599173,218871r11862,43041l616267,307238r-2007,48298l604901,401701r-16193,43395l566191,485051r-28308,35864l504291,552056r-38367,25743l423316,597496r-46342,13005l368312,611212r-8521,-1155l331203,580809r-940,-135890l366052,437692r32778,-22123l420903,382778r8090,-40120l428993,311226r571,-8535l431292,294398r2832,-7950l438073,278904r32309,-53340l473900,217258r-1460,-8356l466902,202463r-8686,-2578l407047,199885r-12,-75933l405447,116103r-89,-127l401015,109562r-6541,-4368l386486,103593r-7976,1601l371970,109562r-4432,6541l365950,123952r-25,75933l272681,199885r26,-75933l252120,103365r-8065,1638l237515,109435r-89,127l233133,115976r-25,127l231533,123952r13,75933l180403,199885r-8687,2578l166204,208902r-1397,8356l168452,225564r32322,53340l204711,286473r2832,8014l209270,302780r572,8446l209842,342658r8128,40208l240093,415658r32791,22072l308127,444830r,127381l321017,609625r37948,22784l369443,633310r3987,l377418,633082r4051,-673l426415,620153r20548,-8941l468198,601992r38176,-23507l540524,550113r29718,-32715l595147,480847r19660,-39865l628840,398310r8001,-44971l638403,306578xe" fillcolor="#94be3c" stroked="f">
+              <v:shape w14:anchorId="61CCD051" id="Graphic 18" o:spid="_x0000_s1026" style="position:absolute;margin-left:224.45pt;margin-top:-27.3pt;width:50.3pt;height:49.9pt;z-index:15731712;visibility:visible;mso-wrap-style:square;mso-wrap-distance-left:0;mso-wrap-distance-top:0;mso-wrap-distance-right:0;mso-wrap-distance-bottom:0;mso-position-horizontal:absolute;mso-position-horizontal-relative:page;mso-position-vertical:absolute;mso-position-vertical-relative:text;v-text-anchor:top" coordsize="638810,633730" o:gfxdata="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" path="m638403,306578r-5626,-48654l620026,211709,600735,168503,575487,128917,544868,93522,509473,62903,469887,37655,434619,21907,380466,5613,331812,,279793,2146,229666,12420,182143,30505,137960,56121,97840,88976,63436,127774,36144,170891,16268,217614,4114,267220,,318973r3606,48107l14097,413169r16941,43459l53936,496874r28410,36424l115798,565302r38011,27000l195948,613702r45771,15176l247700,630428r5969,-3544l256768,614934r-3530,-5982l247256,607402,199517,591096,156146,567563,117754,537629,84975,502043,58407,461594,38658,417080,26365,369277,22136,318973r3822,-48209l37274,224586,55791,181076,81241,140906r32093,-36208l150672,74117,191808,50279,236042,33451r46609,-9537l330923,21907r45276,5220l419214,38989r40208,17932l496265,80403r32944,28474l557707,141808r23508,36855l599173,218871r11862,43041l616267,307238r-2007,48298l604901,401701r-16193,43395l566191,485051r-28308,35864l504291,552056r-38367,25743l423316,597496r-46342,13005l368312,611212r-8521,-1155l331203,580809r-940,-135890l366052,437692r32778,-22123l420903,382778r8090,-40120l428993,311226r571,-8535l431292,294398r2832,-7950l438073,278904r32309,-53340l473900,217258r-1460,-8356l466902,202463r-8686,-2578l407047,199885r-12,-75933l405447,116103r-89,-127l401015,109562r-6541,-4368l386486,103593r-7976,1601l371970,109562r-4432,6541l365950,123952r-25,75933l272681,199885r26,-75933l252120,103365r-8065,1638l237515,109435r-89,127l233133,115976r-25,127l231533,123952r13,75933l180403,199885r-8687,2578l166204,208902r-1397,8356l168452,225564r32322,53340l204711,286473r2832,8014l209270,302780r572,8446l209842,342658r8128,40208l240093,415658r32791,22072l308127,444830r,127381l321017,609625r37948,22784l369443,633310r3987,l377418,633082r4051,-673l426415,620153r20548,-8941l468198,601992r38176,-23507l540524,550113r29718,-32715l595147,480847r19660,-39865l628840,398310r8001,-44971l638403,306578xe" fillcolor="#94be3c" stroked="f">
                 <v:path arrowok="t"/>
                 <w10:wrap anchorx="page"/>
               </v:shape>
@@ -3927,7 +3935,7 @@
           </mc:Choice>
           <mc:Fallback>
             <w:pict>
-              <v:shape w14:anchorId="06D2FD4E" id="Graphic 19" o:spid="_x0000_s1026" style="position:absolute;margin-left:374.35pt;margin-top:-27.3pt;width:56.7pt;height:49.8pt;z-index:15732224;visibility:visible;mso-wrap-style:square;mso-wrap-distance-left:0;mso-wrap-distance-top:0;mso-wrap-distance-right:0;mso-wrap-distance-bottom:0;mso-position-horizontal:absolute;mso-position-horizontal-relative:page;mso-position-vertical:absolute;mso-position-vertical-relative:text;v-text-anchor:top" coordsize="720090,632460" o:gfxdata="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" path="m138920,471170r-3742,l109652,469900,62541,453390,24940,419100,3652,373380,,347980,5497,304800,24545,266700,54821,236220,94005,217170r-1185,-6350l91864,204470r-713,-6350l90770,191770r-7,-2540l92615,154940,116809,87630,165436,34290,229750,5080,291808,r25676,3810l342270,12700r23531,11430l371678,27940r-104777,l236640,33020,182380,58420r-41073,44450l120923,158750r-1581,30480l120019,198120r1176,8890l122885,215900r2215,8890l126252,228600r-720,3810l121213,240030r-3599,2540l113440,242570,78489,255270,51177,278130,33798,309880r-5151,36830l31446,365760r16555,35560l77279,427990r36763,13970l133882,443230r33974,l169584,444500r2159,2540l172319,452120r3881,17780l146262,469900r-7342,1270xem424968,118110r-8925,-1270l412300,114300r-2160,-5080l398673,91440,369044,60960,331500,39370,289010,29210,266901,27940r104777,l383431,35560r16092,13970l413942,64770r12610,16510l593187,81280r1344,1270l505154,82550r-19898,2540l466249,91440r-17658,10160l432742,113030r-3311,3810l424968,118110xem593187,81280r-166635,l444239,69850r18968,-7620l483175,57150r20683,-2540l549135,59690r40019,17780l593187,81280xem652465,483870r-83537,l618124,471170r39357,-29210l683045,400050r7816,-49530l685317,318770,672201,289560,652256,264160,626224,245110r-5759,-3810l617586,234950r1872,-6350l621754,219710r1500,-10160l623972,200660r-52,-8890l612955,147320,586941,113030,549725,90170,505154,82550r89377,l621419,107950r22018,38100l652712,190500r74,10160l652596,204470r-126,2540l652406,208280r-1010,8890l649833,226060r28137,24130l699481,279400r14142,33020l719654,349250r-5755,49530l693619,443230r-32331,35560l652465,483870xem268052,363220r-15979,l245882,361950,212052,344170r-3455,-5080l205718,335280r-9790,-33020l195928,294640r12093,-43180l241276,228600r8205,-1270l265868,227330r35007,16510l304842,248920r-54355,l243561,251460r-20404,34290l222561,295910r225,6350l222831,303530r21324,36830l250345,341630r54525,l304042,342900r-4319,3810l295261,351790r-5615,3810l275970,360680r-7918,2540xem408845,361950r-29098,l373069,360680,341040,337820,330143,295910r-44,-1270l330279,289560r90,-2540l352413,240030r14539,-7620l373080,229870r6505,-1270l386468,227330r7261,l435594,240030r5966,6350l444083,248920r-55537,l383652,250190r-25625,30480l357163,287020r,15240l375158,336550r13820,5080l443942,341630r-2131,2540l436341,350520r-6766,3810l421657,358140r-6177,2540l408845,361950xem304042,278130r-8925,l291662,274320r-1872,-2540l287775,267970r-3455,-6350l280289,256540r-4751,-3810l270931,250190r-5758,-1270l304842,248920r4958,6350l311960,261620r,8890l310952,273050r-4319,3810l304042,278130xem443942,341630r-43015,l407117,340360r11517,-7620l431393,295910r53,-10160l429863,276860r-6046,-13970l419354,257810r-11517,-7620l401215,248920r42868,l457762,284480r461,10160l457955,302260r-10817,35560l443942,341630xem488167,337820r-9502,l475210,334010r-1583,-2540l473627,325120r719,-3810l476650,316230r1871,-3810l483416,308610r3167,-2540l490182,304800r6516,-1270l503876,302260r7097,1270l517246,304800r2879,2540l522573,308610r2159,2540l526748,312420r4031,8890l502706,321310r-3886,1270l496516,325120r-288,1270l495940,326390r-1583,5080l493205,332740r-2591,3810l488167,337820xem304870,341630r-39841,l271507,339090r10365,-6350l285903,326390r2735,-7620l289790,316230r1440,-3810l294397,308610r2735,-1270l304042,307340r2735,1270l308937,311150r2303,2540l312392,316230r,7620l311384,327660r-4031,10160l304870,341630xem525452,383540r-42900,l479529,382270r-2304,-2540l474922,378460r-1152,-3810l473770,370840r576,-2540l477801,360680r5759,-5080l487591,351790r3455,-3810l494645,344170r2591,-1270l498963,341630r2304,-1270l503138,337820r1584,-1270l506161,335280r1008,-1270l507889,331470r576,-1270l508753,328930r,-2540l508609,326390r-1152,-2540l506737,323850r-863,-1270l502706,321310r28073,l531354,325120r,7620l530203,336550r-11373,15240l515231,354330r-6622,6350l505730,363220r21018,l528907,365760r2447,1270l532650,369570r432,3810l533082,375920r-1008,2540l528187,382270r-2735,1270xem394305,363220r-7475,-1270l401777,361950r-7472,1270xem167856,443230r-33974,l147702,440690r7918,-1270l163825,439420r2304,2540l167856,443230xem353996,632460r-9357,l309130,629920,242972,605790,189727,561340,155658,502920r-9396,-33020l176200,469900r3049,13970l191808,513080r40542,49530l288512,594360r64045,10160l447366,604520r-5935,3810l413757,621030r-29266,7620l353996,632460xem447366,604520r-94809,l378710,600710r25114,-6350l449585,568960r35684,-36830l508753,487680r2591,-7620l519118,476250r7342,2540l537002,481330r21302,2540l652465,483870r-33086,19050l588747,509270r-57393,l519480,533400r-14776,21590l487201,574040r-20053,17780l447366,604520xem570367,513080r-9739,l531354,509270r57393,l570367,513080xe" fillcolor="#94be3c" stroked="f">
+              <v:shape w14:anchorId="1593CB85" id="Graphic 19" o:spid="_x0000_s1026" style="position:absolute;margin-left:374.35pt;margin-top:-27.3pt;width:56.7pt;height:49.8pt;z-index:15732224;visibility:visible;mso-wrap-style:square;mso-wrap-distance-left:0;mso-wrap-distance-top:0;mso-wrap-distance-right:0;mso-wrap-distance-bottom:0;mso-position-horizontal:absolute;mso-position-horizontal-relative:page;mso-position-vertical:absolute;mso-position-vertical-relative:text;v-text-anchor:top" coordsize="720090,632460" o:gfxdata="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" path="m138920,471170r-3742,l109652,469900,62541,453390,24940,419100,3652,373380,,347980,5497,304800,24545,266700,54821,236220,94005,217170r-1185,-6350l91864,204470r-713,-6350l90770,191770r-7,-2540l92615,154940,116809,87630,165436,34290,229750,5080,291808,r25676,3810l342270,12700r23531,11430l371678,27940r-104777,l236640,33020,182380,58420r-41073,44450l120923,158750r-1581,30480l120019,198120r1176,8890l122885,215900r2215,8890l126252,228600r-720,3810l121213,240030r-3599,2540l113440,242570,78489,255270,51177,278130,33798,309880r-5151,36830l31446,365760r16555,35560l77279,427990r36763,13970l133882,443230r33974,l169584,444500r2159,2540l172319,452120r3881,17780l146262,469900r-7342,1270xem424968,118110r-8925,-1270l412300,114300r-2160,-5080l398673,91440,369044,60960,331500,39370,289010,29210,266901,27940r104777,l383431,35560r16092,13970l413942,64770r12610,16510l593187,81280r1344,1270l505154,82550r-19898,2540l466249,91440r-17658,10160l432742,113030r-3311,3810l424968,118110xem593187,81280r-166635,l444239,69850r18968,-7620l483175,57150r20683,-2540l549135,59690r40019,17780l593187,81280xem652465,483870r-83537,l618124,471170r39357,-29210l683045,400050r7816,-49530l685317,318770,672201,289560,652256,264160,626224,245110r-5759,-3810l617586,234950r1872,-6350l621754,219710r1500,-10160l623972,200660r-52,-8890l612955,147320,586941,113030,549725,90170,505154,82550r89377,l621419,107950r22018,38100l652712,190500r74,10160l652596,204470r-126,2540l652406,208280r-1010,8890l649833,226060r28137,24130l699481,279400r14142,33020l719654,349250r-5755,49530l693619,443230r-32331,35560l652465,483870xem268052,363220r-15979,l245882,361950,212052,344170r-3455,-5080l205718,335280r-9790,-33020l195928,294640r12093,-43180l241276,228600r8205,-1270l265868,227330r35007,16510l304842,248920r-54355,l243561,251460r-20404,34290l222561,295910r225,6350l222831,303530r21324,36830l250345,341630r54525,l304042,342900r-4319,3810l295261,351790r-5615,3810l275970,360680r-7918,2540xem408845,361950r-29098,l373069,360680,341040,337820,330143,295910r-44,-1270l330279,289560r90,-2540l352413,240030r14539,-7620l373080,229870r6505,-1270l386468,227330r7261,l435594,240030r5966,6350l444083,248920r-55537,l383652,250190r-25625,30480l357163,287020r,15240l375158,336550r13820,5080l443942,341630r-2131,2540l436341,350520r-6766,3810l421657,358140r-6177,2540l408845,361950xem304042,278130r-8925,l291662,274320r-1872,-2540l287775,267970r-3455,-6350l280289,256540r-4751,-3810l270931,250190r-5758,-1270l304842,248920r4958,6350l311960,261620r,8890l310952,273050r-4319,3810l304042,278130xem443942,341630r-43015,l407117,340360r11517,-7620l431393,295910r53,-10160l429863,276860r-6046,-13970l419354,257810r-11517,-7620l401215,248920r42868,l457762,284480r461,10160l457955,302260r-10817,35560l443942,341630xem488167,337820r-9502,l475210,334010r-1583,-2540l473627,325120r719,-3810l476650,316230r1871,-3810l483416,308610r3167,-2540l490182,304800r6516,-1270l503876,302260r7097,1270l517246,304800r2879,2540l522573,308610r2159,2540l526748,312420r4031,8890l502706,321310r-3886,1270l496516,325120r-288,1270l495940,326390r-1583,5080l493205,332740r-2591,3810l488167,337820xem304870,341630r-39841,l271507,339090r10365,-6350l285903,326390r2735,-7620l289790,316230r1440,-3810l294397,308610r2735,-1270l304042,307340r2735,1270l308937,311150r2303,2540l312392,316230r,7620l311384,327660r-4031,10160l304870,341630xem525452,383540r-42900,l479529,382270r-2304,-2540l474922,378460r-1152,-3810l473770,370840r576,-2540l477801,360680r5759,-5080l487591,351790r3455,-3810l494645,344170r2591,-1270l498963,341630r2304,-1270l503138,337820r1584,-1270l506161,335280r1008,-1270l507889,331470r576,-1270l508753,328930r,-2540l508609,326390r-1152,-2540l506737,323850r-863,-1270l502706,321310r28073,l531354,325120r,7620l530203,336550r-11373,15240l515231,354330r-6622,6350l505730,363220r21018,l528907,365760r2447,1270l532650,369570r432,3810l533082,375920r-1008,2540l528187,382270r-2735,1270xem394305,363220r-7475,-1270l401777,361950r-7472,1270xem167856,443230r-33974,l147702,440690r7918,-1270l163825,439420r2304,2540l167856,443230xem353996,632460r-9357,l309130,629920,242972,605790,189727,561340,155658,502920r-9396,-33020l176200,469900r3049,13970l191808,513080r40542,49530l288512,594360r64045,10160l447366,604520r-5935,3810l413757,621030r-29266,7620l353996,632460xem447366,604520r-94809,l378710,600710r25114,-6350l449585,568960r35684,-36830l508753,487680r2591,-7620l519118,476250r7342,2540l537002,481330r21302,2540l652465,483870r-33086,19050l588747,509270r-57393,l519480,533400r-14776,21590l487201,574040r-20053,17780l447366,604520xem570367,513080r-9739,l531354,509270r57393,l570367,513080xe" fillcolor="#94be3c" stroked="f">
                 <v:path arrowok="t"/>
                 <w10:wrap anchorx="page"/>
               </v:shape>
@@ -4766,7 +4774,7 @@
           </mc:Choice>
           <mc:Fallback>
             <w:pict>
-              <v:shape w14:anchorId="692658B2" id="Graphic 20" o:spid="_x0000_s1026" style="position:absolute;margin-left:145.9pt;margin-top:-.6pt;width:59.5pt;height:49.9pt;z-index:15733248;visibility:visible;mso-wrap-style:square;mso-wrap-distance-left:0;mso-wrap-distance-top:0;mso-wrap-distance-right:0;mso-wrap-distance-bottom:0;mso-position-horizontal:absolute;mso-position-horizontal-relative:page;mso-position-vertical:absolute;mso-position-vertical-relative:text;v-text-anchor:top" coordsize="755650,633730" o:gfxdata="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" path="m93117,305359r-30603,l67389,260074,78427,216906,95166,176317r21981,-37545l143906,104731,174984,74657,209918,49014,248247,28264,289510,12870,333246,3294,378993,r47459,3517l472389,13938r41214,16117l378993,30055r-46058,3699l289190,44464,248342,61605,210971,84596r-33309,28260l148997,145805r-23440,37056l107926,223445,96686,266976r-3569,38383xem656101,218650r-8867,-3607l644079,207379,625402,170008,601626,135961,573116,105690,540239,79645,503083,58203,463448,42678,421897,33239,378993,30055r134610,l557220,54700r36258,28768l624919,116914r26256,37615l671880,195808r3155,7664l671429,212338r-15328,6312xem377791,509132r-42789,-6926l297823,482938,268510,453594,249651,417163r-7258,-43429l246301,346931r31088,-78120l304457,217748r22060,-38097l359761,126224r5407,-8259l367873,113758r4809,-2555l382600,111203r26711,36761l412932,153881r-35441,l351935,195255r-27950,48695l298279,293944r-18825,45269l272148,373734r8290,40931l280573,414909r22456,33248l336528,470774r40963,8303l461333,479077r-3853,3861l420406,502206r-42615,6926xem461333,479077r-83842,l418485,470774r33486,-22617l474552,414665r8282,-40931l475513,339213,456782,294238r-123,-294l430931,243950,402988,195255,377491,153881r35441,l450825,217748r27068,51063l497298,311914r15591,61820l505979,416437r-19221,37157l461333,479077xem78443,360509r-7814,l66271,358556r-3006,-3757l16693,295591,,274402r1202,-9467l14125,254716r9468,1202l62514,305359r30603,l92508,311914r-89,958l140920,312872,84454,357354r-2855,2104l78443,360509xem140920,312872r-48501,l146067,270645r9467,1202l165753,284771r-935,7363l164703,293036r-115,908l164551,294238r-23631,18634xem608614,379745r-9317,-1503l594450,371780r-4921,-6912l591032,355551r6612,-4960l673833,295441r3156,-2405l681046,292134r7815,1203l692467,295591r2254,3156l724013,339213r-59197,l615376,374936r-6762,4809xem513074,603655r-134231,l427927,599453r46397,-12136l517330,567951r38909,-25894l590348,510341r28601,-36836l641362,432191r15452,-44899l664684,339213r59329,l730945,348788r-36674,l685962,395583r-14916,44178l650066,480778r-26502,37311l592083,551152r-35916,28271l516356,602358r-3282,1297xem741307,398830r-7815,l728834,396726r-2855,-4058l694271,348788r36674,l749872,374936r5260,6762l753629,391166r-9317,6762l741307,398830xem402737,437150r-1353,-301l394622,436849r-6312,-4658l386808,425128r-1804,-7965l390114,409048r33875,-25957l426480,363515r6763,-6612l441658,356903r8265,150l456535,363816r,8265l441079,412805r-36238,23894l403789,437000r-1052,150xem378993,633710r-48344,-3665l284001,619227,239540,601440,197912,576906,161296,547095,129725,512550,103619,473779,83402,431289r-3005,-7664l84304,414909r15478,-6011l108348,412805r3005,7664l129668,458940r23612,35089l181851,525286r33192,26975l252704,574492r40238,16089l335181,600358r43662,3297l513074,603655r-39879,15758l427227,630045r-48234,3665xe" fillcolor="#94be3c" stroked="f">
+              <v:shape w14:anchorId="7917E810" id="Graphic 20" o:spid="_x0000_s1026" style="position:absolute;margin-left:145.9pt;margin-top:-.6pt;width:59.5pt;height:49.9pt;z-index:15733248;visibility:visible;mso-wrap-style:square;mso-wrap-distance-left:0;mso-wrap-distance-top:0;mso-wrap-distance-right:0;mso-wrap-distance-bottom:0;mso-position-horizontal:absolute;mso-position-horizontal-relative:page;mso-position-vertical:absolute;mso-position-vertical-relative:text;v-text-anchor:top" coordsize="755650,633730" o:gfxdata="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" path="m93117,305359r-30603,l67389,260074,78427,216906,95166,176317r21981,-37545l143906,104731,174984,74657,209918,49014,248247,28264,289510,12870,333246,3294,378993,r47459,3517l472389,13938r41214,16117l378993,30055r-46058,3699l289190,44464,248342,61605,210971,84596r-33309,28260l148997,145805r-23440,37056l107926,223445,96686,266976r-3569,38383xem656101,218650r-8867,-3607l644079,207379,625402,170008,601626,135961,573116,105690,540239,79645,503083,58203,463448,42678,421897,33239,378993,30055r134610,l557220,54700r36258,28768l624919,116914r26256,37615l671880,195808r3155,7664l671429,212338r-15328,6312xem377791,509132r-42789,-6926l297823,482938,268510,453594,249651,417163r-7258,-43429l246301,346931r31088,-78120l304457,217748r22060,-38097l359761,126224r5407,-8259l367873,113758r4809,-2555l382600,111203r26711,36761l412932,153881r-35441,l351935,195255r-27950,48695l298279,293944r-18825,45269l272148,373734r8290,40931l280573,414909r22456,33248l336528,470774r40963,8303l461333,479077r-3853,3861l420406,502206r-42615,6926xem461333,479077r-83842,l418485,470774r33486,-22617l474552,414665r8282,-40931l475513,339213,456782,294238r-123,-294l430931,243950,402988,195255,377491,153881r35441,l450825,217748r27068,51063l497298,311914r15591,61820l505979,416437r-19221,37157l461333,479077xem78443,360509r-7814,l66271,358556r-3006,-3757l16693,295591,,274402r1202,-9467l14125,254716r9468,1202l62514,305359r30603,l92508,311914r-89,958l140920,312872,84454,357354r-2855,2104l78443,360509xem140920,312872r-48501,l146067,270645r9467,1202l165753,284771r-935,7363l164703,293036r-115,908l164551,294238r-23631,18634xem608614,379745r-9317,-1503l594450,371780r-4921,-6912l591032,355551r6612,-4960l673833,295441r3156,-2405l681046,292134r7815,1203l692467,295591r2254,3156l724013,339213r-59197,l615376,374936r-6762,4809xem513074,603655r-134231,l427927,599453r46397,-12136l517330,567951r38909,-25894l590348,510341r28601,-36836l641362,432191r15452,-44899l664684,339213r59329,l730945,348788r-36674,l685962,395583r-14916,44178l650066,480778r-26502,37311l592083,551152r-35916,28271l516356,602358r-3282,1297xem741307,398830r-7815,l728834,396726r-2855,-4058l694271,348788r36674,l749872,374936r5260,6762l753629,391166r-9317,6762l741307,398830xem402737,437150r-1353,-301l394622,436849r-6312,-4658l386808,425128r-1804,-7965l390114,409048r33875,-25957l426480,363515r6763,-6612l441658,356903r8265,150l456535,363816r,8265l441079,412805r-36238,23894l403789,437000r-1052,150xem378993,633710r-48344,-3665l284001,619227,239540,601440,197912,576906,161296,547095,129725,512550,103619,473779,83402,431289r-3005,-7664l84304,414909r15478,-6011l108348,412805r3005,7664l129668,458940r23612,35089l181851,525286r33192,26975l252704,574492r40238,16089l335181,600358r43662,3297l513074,603655r-39879,15758l427227,630045r-48234,3665xe" fillcolor="#94be3c" stroked="f">
                 <v:path arrowok="t"/>
                 <w10:wrap anchorx="page"/>
               </v:shape>
@@ -5351,7 +5359,7 @@
           </mc:Choice>
           <mc:Fallback>
             <w:pict>
-              <v:shape w14:anchorId="2DB49F7D" id="Graphic 21" o:spid="_x0000_s1026" style="position:absolute;margin-left:321.35pt;margin-top:-27.35pt;width:40.9pt;height:49.9pt;z-index:15732736;visibility:visible;mso-wrap-style:square;mso-wrap-distance-left:0;mso-wrap-distance-top:0;mso-wrap-distance-right:0;mso-wrap-distance-bottom:0;mso-position-horizontal:absolute;mso-position-horizontal-relative:page;mso-position-vertical:absolute;mso-position-vertical-relative:text;v-text-anchor:top" coordsize="519430,633730" o:gfxdata="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" path="m364642,471091r-211075,l104808,463994r598,l63014,444241r131,l29756,414137,8018,376366r-168,-380l,332095,4174,299892,16245,269946,35586,243326,61562,221101r-2015,-9717l58078,201620r-854,-9319l57160,191198r-286,-9249l62232,140272,77491,101992,101427,68206,132817,40015,170438,18517,213065,4812,259476,r46417,4812l348536,18517r11947,6824l259476,25341r-47051,5608l170102,46768,134212,71287r-27749,31710l88616,140272r-6401,41677l82556,191198r41,1103l83640,201620r111,997l85689,212863r2735,10138l90034,228576r-2244,6082l40643,278498,25342,332095r7127,31169l35396,375986r88,380l63165,412458r40967,24355l103924,436813r49807,8936l452513,445749r-39125,18245l364642,471091xem452513,445749r-87871,l414854,436813r41031,-24355l483541,376366r2994,-13102l493610,332095r-3890,-27703l478423,278641,460379,256050,436230,237699r-5068,-3041l428754,228576r7983,-46627l430902,143684,412517,102997,384788,71287,348907,46768,306570,30949,259476,25341r101007,l417578,68206r23938,33786l456760,140272r5318,41677l461809,191198r-60,1103l460926,201620r-1459,9764l457390,221101r25996,22225l502766,269946r12087,29946l518969,332095r-7876,43891l489168,414137r-33420,30104l452513,445749xem278989,328800r-25341,l253648,143684r5701,-5702l273287,137982r5702,5702l278989,244034r37192,l278989,278498r,50302xem316181,244034r-37192,l336006,191198r5068,-4815l349057,186637r4793,5171l358686,196900r-149,4720l358433,204882r-42252,39152xem278989,445749r-25341,l253648,363264,174330,289775r-380,-7982l183453,271529r7982,-380l253648,328800r25341,l278989,445749xem273287,633527r-13938,l253648,627825r,-156734l278989,471091r,156734l273287,633527xe" fillcolor="#94be3c" stroked="f">
+              <v:shape w14:anchorId="5BA20520" id="Graphic 21" o:spid="_x0000_s1026" style="position:absolute;margin-left:321.35pt;margin-top:-27.35pt;width:40.9pt;height:49.9pt;z-index:15732736;visibility:visible;mso-wrap-style:square;mso-wrap-distance-left:0;mso-wrap-distance-top:0;mso-wrap-distance-right:0;mso-wrap-distance-bottom:0;mso-position-horizontal:absolute;mso-position-horizontal-relative:page;mso-position-vertical:absolute;mso-position-vertical-relative:text;v-text-anchor:top" coordsize="519430,633730" o:gfxdata="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" path="m364642,471091r-211075,l104808,463994r598,l63014,444241r131,l29756,414137,8018,376366r-168,-380l,332095,4174,299892,16245,269946,35586,243326,61562,221101r-2015,-9717l58078,201620r-854,-9319l57160,191198r-286,-9249l62232,140272,77491,101992,101427,68206,132817,40015,170438,18517,213065,4812,259476,r46417,4812l348536,18517r11947,6824l259476,25341r-47051,5608l170102,46768,134212,71287r-27749,31710l88616,140272r-6401,41677l82556,191198r41,1103l83640,201620r111,997l85689,212863r2735,10138l90034,228576r-2244,6082l40643,278498,25342,332095r7127,31169l35396,375986r88,380l63165,412458r40967,24355l103924,436813r49807,8936l452513,445749r-39125,18245l364642,471091xem452513,445749r-87871,l414854,436813r41031,-24355l483541,376366r2994,-13102l493610,332095r-3890,-27703l478423,278641,460379,256050,436230,237699r-5068,-3041l428754,228576r7983,-46627l430902,143684,412517,102997,384788,71287,348907,46768,306570,30949,259476,25341r101007,l417578,68206r23938,33786l456760,140272r5318,41677l461809,191198r-60,1103l460926,201620r-1459,9764l457390,221101r25996,22225l502766,269946r12087,29946l518969,332095r-7876,43891l489168,414137r-33420,30104l452513,445749xem278989,328800r-25341,l253648,143684r5701,-5702l273287,137982r5702,5702l278989,244034r37192,l278989,278498r,50302xem316181,244034r-37192,l336006,191198r5068,-4815l349057,186637r4793,5171l358686,196900r-149,4720l358433,204882r-42252,39152xem278989,445749r-25341,l253648,363264,174330,289775r-380,-7982l183453,271529r7982,-380l253648,328800r25341,l278989,445749xem273287,633527r-13938,l253648,627825r,-156734l278989,471091r,156734l273287,633527xe" fillcolor="#94be3c" stroked="f">
                 <v:path arrowok="t"/>
                 <w10:wrap anchorx="page"/>
               </v:shape>
